--- a/docs/competition-docs/AI求职简历工作台_比赛说明文档_含开源披露.docx
+++ b/docs/competition-docs/AI求职简历工作台_比赛说明文档_含开源披露.docx
@@ -199,7 +199,7 @@
           <w:rFonts w:ascii="Microsoft YaHei" w:hAnsi="Microsoft YaHei" w:eastAsia="Microsoft YaHei"/>
           <w:sz w:val="21"/>
         </w:rPr>
-        <w:t>基础简历创建 -&gt; 模块化编辑 -&gt; 实时预览 -&gt; AI Agent 诊断与改写 -&gt; JD 定制版本生成 -&gt; 自荐信生成与导出 -&gt; 投递看板跟进 -&gt; 模拟面试 -&gt; 面试报告复盘 -&gt; 下一轮简历优化。</w:t>
+        <w:t>求职管家判断当前阶段 -&gt; 基础简历创建 / 图片导入还原 -&gt; 模块化编辑 -&gt; 实时预览 -&gt; AI 体检、校对、排版、量化 STAR 与润色改写 -&gt; JD 匹配面板与岗位定制版本生成 -&gt; 自荐信生成与导出 -&gt; 投递看板跟进与 AI 阶段建议 -&gt; 公司岗位研究 -&gt; 模拟面试 -&gt; 多轮面试报告复盘 -&gt; 下一轮简历优化。</w:t>
       </w:r>
     </w:p>
     <w:p>
@@ -212,7 +212,7 @@
           <w:rFonts w:ascii="Microsoft YaHei" w:hAnsi="Microsoft YaHei" w:eastAsia="Microsoft YaHei"/>
           <w:sz w:val="21"/>
         </w:rPr>
-        <w:t>系统核心功能包括简历用户中心、简历编辑器、富文本与模块化排版、PDF/图片导出、AI 职业工作区、自荐信管理、投递看板、模拟面试大厅和面试报告大厅。简历编辑器负责个人信息、求职意向、教育背景、项目经历、实习经历、技能证书等模块的结构化编辑；AI Agent 负责润色改写、结构诊断、JD 匹配、简历评分与面试问答；投递管理负责记录公司、岗位、渠道、状态、下一步动作和跟进时间；模拟面试负责按岗位背景发起练习或真实模拟，并在多轮面试之间生成面试官交接评价。</w:t>
+        <w:t>系统核心功能包括简历用户中心、求职管家 Copilot、简历编辑器、富文本与模块化排版、PDF/图片导出、AI 职业工作区、自荐信管理、投递看板、模拟面试大厅和面试报告大厅。简历编辑器负责个人信息、求职意向、教育背景、项目经历、实习经历、技能证书等模块的结构化编辑；AI Agent 不只负责润色改写，还被拆分为创建助手、图片导入助手、编辑助手、评分诊断、校对纠错、排版美化、量化 STAR、岗位方向推荐、JD 匹配、自荐信生成、模拟面试官和面试分析师等多个角色；投递管理负责记录公司、岗位、渠道、状态、下一步动作和跟进时间；模拟面试负责按岗位背景发起练习或真实模拟，并在多轮面试之间生成面试官交接评价。</w:t>
       </w:r>
     </w:p>
     <w:p>
@@ -430,7 +430,33 @@
           <w:rFonts w:ascii="Microsoft YaHei" w:hAnsi="Microsoft YaHei" w:eastAsia="Microsoft YaHei"/>
           <w:sz w:val="21"/>
         </w:rPr>
+        <w:t>首页的求职管家会先读取用户当前的简历数量、最近更新简历、岗位定制版本数量、投递阶段分布、进行中投递和停滞投递等信号，用自然语言判断用户处在“还没开始写简历”“已有简历但未投递”“投递停滞需要跟进”“已有面试需要训练”等阶段，并给出可点击的下一步入口，如创建简历、做 JD 匹配、岗位方向推荐、模拟面试或查看投递。</w:t>
+      </w:r>
+    </w:p>
+    <w:p>
+      <w:pPr>
+        <w:spacing w:line="300" w:lineRule="auto" w:after="80"/>
+        <w:ind w:firstLine="420"/>
+      </w:pPr>
+      <w:r>
+        <w:rPr>
+          <w:rFonts w:ascii="Microsoft YaHei" w:hAnsi="Microsoft YaHei" w:eastAsia="Microsoft YaHei"/>
+          <w:sz w:val="21"/>
+        </w:rPr>
         <w:t>用户可以创建新简历，也可以复制已有简历作为新版本。系统会自动生成基础模板，包含个人信息、求职意向和常见简历模块。</w:t>
+      </w:r>
+    </w:p>
+    <w:p>
+      <w:pPr>
+        <w:spacing w:line="300" w:lineRule="auto" w:after="80"/>
+        <w:ind w:firstLine="420"/>
+      </w:pPr>
+      <w:r>
+        <w:rPr>
+          <w:rFonts w:ascii="Microsoft YaHei" w:hAnsi="Microsoft YaHei" w:eastAsia="Microsoft YaHei"/>
+          <w:sz w:val="21"/>
+        </w:rPr>
+        <w:t>如果用户已有旧简历截图，可以通过图片导入助手读取图片中的文本和版式信息，生成一份可编辑的简历草稿。对于识别不清或用户指出错误的地方，Agent 会继续通过元素定位和 diff 修改完成修正。</w:t>
       </w:r>
     </w:p>
     <w:p>
@@ -480,9 +506,43 @@
       <w:r>
         <w:rPr>
           <w:rFonts w:ascii="Microsoft YaHei" w:hAnsi="Microsoft YaHei" w:eastAsia="Microsoft YaHei"/>
+          <w:b/>
+          <w:sz w:val="21"/>
+        </w:rPr>
+        <w:t>评分诊断分为两层：</w:t>
+      </w:r>
+      <w:r>
+        <w:rPr>
+          <w:rFonts w:ascii="Microsoft YaHei" w:hAnsi="Microsoft YaHei" w:eastAsia="Microsoft YaHei"/>
+          <w:sz w:val="21"/>
+        </w:rPr>
+        <w:t>本地规则会先检测标题占位、联系方式缺失、空模块、经历缺少数字、占位文本残留、篇幅过长等硬伤；AI 体检再站在 HR 视角生成综合分、五个维度评分、简历亮点和 12 条以内可落地问题。每个问题都带有可直接交给编辑 Agent 执行的 prompt，用户可以从体检报告一键进入修复。</w:t>
+      </w:r>
+    </w:p>
+    <w:p>
+      <w:pPr>
+        <w:spacing w:line="300" w:lineRule="auto" w:after="80"/>
+        <w:ind w:firstLine="420"/>
+      </w:pPr>
+      <w:r>
+        <w:rPr>
+          <w:rFonts w:ascii="Microsoft YaHei" w:hAnsi="Microsoft YaHei" w:eastAsia="Microsoft YaHei"/>
           <w:sz w:val="21"/>
         </w:rPr>
         <w:t>当用户准备投递某个岗位时，可以把岗位 JD 输入 Career Workspace。系统会根据 JD 分析岗位关键词与能力要求，建议用户调整项目顺序、强化相关经历、补充技能标签，并可以另存为该岗位的定制简历版本，避免覆盖基础简历。</w:t>
+      </w:r>
+    </w:p>
+    <w:p>
+      <w:pPr>
+        <w:spacing w:line="300" w:lineRule="auto" w:after="80"/>
+        <w:ind w:firstLine="420"/>
+      </w:pPr>
+      <w:r>
+        <w:rPr>
+          <w:rFonts w:ascii="Microsoft YaHei" w:hAnsi="Microsoft YaHei" w:eastAsia="Microsoft YaHei"/>
+          <w:sz w:val="21"/>
+        </w:rPr>
+        <w:t>JD 匹配不是一次性文字回复，而是常驻匹配面板。面板会展示匹配度评分、已命中关键词、缺失关键词、建议列表、建议涉及的目标元素 ID 和一键应用 prompt。用户点击“定位”可以高亮对应简历位置，点击“让 AI 应用”则由 Agent 根据该建议提交待确认修改；简历改动后，系统还能静默重新评分，展示匹配度变化。</w:t>
       </w:r>
     </w:p>
     <w:p>
@@ -534,7 +594,20 @@
           <w:rFonts w:ascii="Microsoft YaHei" w:hAnsi="Microsoft YaHei" w:eastAsia="Microsoft YaHei"/>
           <w:sz w:val="21"/>
         </w:rPr>
-        <w:t>用户可以进入模拟面试大厅，选择简历和岗位背景，发起学习练手或真实模拟。系统会按 HR 面、技术面、业务面、Leader 面等轮次进行追问，并在下一轮面试前生成上一轮面试官交接评价。</w:t>
+        <w:t>用户可以进入模拟面试大厅，选择简历和岗位背景，发起学习练手或真实模拟。面试开始前，研究 Agent 可以根据公司、岗位或 JD 调用研究服务整理公司业务、岗位能力要求、常见面试重点和来源链接。进入面试后，面试官 Agent 会先内部规划本场问题清单，再逐题展示问题，并根据用户回答进行追问，而不是一次性把题目全部抛出。</w:t>
+      </w:r>
+    </w:p>
+    <w:p>
+      <w:pPr>
+        <w:spacing w:line="300" w:lineRule="auto" w:after="80"/>
+        <w:ind w:firstLine="420"/>
+      </w:pPr>
+      <w:r>
+        <w:rPr>
+          <w:rFonts w:ascii="Microsoft YaHei" w:hAnsi="Microsoft YaHei" w:eastAsia="Microsoft YaHei"/>
+          <w:sz w:val="21"/>
+        </w:rPr>
+        <w:t>真实模拟模式下，系统支持“挂面试”机制。如果候选人连续多题答非所问、核心能力与岗位明显不符或经追问后仍无法给出有效细节，面试官 Agent 可以调用终止工具结束本场模拟，模拟真实招聘中的淘汰压力；学习练手模式则不会启用该终止工具，更适合训练和反馈。</w:t>
       </w:r>
     </w:p>
     <w:p>
@@ -724,6 +797,178 @@
     <w:p/>
     <w:p>
       <w:pPr>
+        <w:spacing w:before="120" w:after="160"/>
+        <w:jc w:val="center"/>
+      </w:pPr>
+      <w:r>
+        <w:rPr>
+          <w:rFonts w:ascii="Microsoft YaHei" w:hAnsi="Microsoft YaHei" w:eastAsia="Microsoft YaHei"/>
+          <w:b/>
+          <w:color w:val="C00000"/>
+          <w:sz w:val="22"/>
+        </w:rPr>
+        <w:t>【图片占位 9：求职管家 Copilot 阶段判断与行动按钮截图】</w:t>
+      </w:r>
+    </w:p>
+    <w:tbl>
+      <w:tblPr>
+        <w:tblW w:type="auto" w:w="0"/>
+        <w:jc w:val="center"/>
+        <w:tblLook w:firstColumn="1" w:firstRow="1" w:lastColumn="0" w:lastRow="0" w:noHBand="0" w:noVBand="1" w:val="04A0"/>
+      </w:tblPr>
+      <w:tblGrid>
+        <w:gridCol w:w="9792"/>
+      </w:tblGrid>
+      <w:tr>
+        <w:tc>
+          <w:tcPr>
+            <w:tcW w:type="dxa" w:w="9792"/>
+            <w:vAlign w:val="center"/>
+            <w:shd w:fill="FCE4D6"/>
+          </w:tcPr>
+          <w:p>
+            <w:pPr>
+              <w:jc w:val="center"/>
+            </w:pPr>
+            <w:r>
+              <w:t>请在此处替换为对应图片</w:t>
+            </w:r>
+          </w:p>
+        </w:tc>
+      </w:tr>
+    </w:tbl>
+    <w:p/>
+    <w:p>
+      <w:pPr>
+        <w:spacing w:before="120" w:after="160"/>
+        <w:jc w:val="center"/>
+      </w:pPr>
+      <w:r>
+        <w:rPr>
+          <w:rFonts w:ascii="Microsoft YaHei" w:hAnsi="Microsoft YaHei" w:eastAsia="Microsoft YaHei"/>
+          <w:b/>
+          <w:color w:val="C00000"/>
+          <w:sz w:val="22"/>
+        </w:rPr>
+        <w:t>【图片占位 10：AI 体检报告 / 五维评分 / 问题修复入口截图】</w:t>
+      </w:r>
+    </w:p>
+    <w:tbl>
+      <w:tblPr>
+        <w:tblW w:type="auto" w:w="0"/>
+        <w:jc w:val="center"/>
+        <w:tblLook w:firstColumn="1" w:firstRow="1" w:lastColumn="0" w:lastRow="0" w:noHBand="0" w:noVBand="1" w:val="04A0"/>
+      </w:tblPr>
+      <w:tblGrid>
+        <w:gridCol w:w="9792"/>
+      </w:tblGrid>
+      <w:tr>
+        <w:tc>
+          <w:tcPr>
+            <w:tcW w:type="dxa" w:w="9792"/>
+            <w:vAlign w:val="center"/>
+            <w:shd w:fill="FCE4D6"/>
+          </w:tcPr>
+          <w:p>
+            <w:pPr>
+              <w:jc w:val="center"/>
+            </w:pPr>
+            <w:r>
+              <w:t>请在此处替换为对应图片</w:t>
+            </w:r>
+          </w:p>
+        </w:tc>
+      </w:tr>
+    </w:tbl>
+    <w:p/>
+    <w:p>
+      <w:pPr>
+        <w:spacing w:before="120" w:after="160"/>
+        <w:jc w:val="center"/>
+      </w:pPr>
+      <w:r>
+        <w:rPr>
+          <w:rFonts w:ascii="Microsoft YaHei" w:hAnsi="Microsoft YaHei" w:eastAsia="Microsoft YaHei"/>
+          <w:b/>
+          <w:color w:val="C00000"/>
+          <w:sz w:val="22"/>
+        </w:rPr>
+        <w:t>【图片占位 11：JD 匹配常驻面板 / 定位与一键应用截图】</w:t>
+      </w:r>
+    </w:p>
+    <w:tbl>
+      <w:tblPr>
+        <w:tblW w:type="auto" w:w="0"/>
+        <w:jc w:val="center"/>
+        <w:tblLook w:firstColumn="1" w:firstRow="1" w:lastColumn="0" w:lastRow="0" w:noHBand="0" w:noVBand="1" w:val="04A0"/>
+      </w:tblPr>
+      <w:tblGrid>
+        <w:gridCol w:w="9792"/>
+      </w:tblGrid>
+      <w:tr>
+        <w:tc>
+          <w:tcPr>
+            <w:tcW w:type="dxa" w:w="9792"/>
+            <w:vAlign w:val="center"/>
+            <w:shd w:fill="FCE4D6"/>
+          </w:tcPr>
+          <w:p>
+            <w:pPr>
+              <w:jc w:val="center"/>
+            </w:pPr>
+            <w:r>
+              <w:t>请在此处替换为对应图片</w:t>
+            </w:r>
+          </w:p>
+        </w:tc>
+      </w:tr>
+    </w:tbl>
+    <w:p/>
+    <w:p>
+      <w:pPr>
+        <w:spacing w:before="120" w:after="160"/>
+        <w:jc w:val="center"/>
+      </w:pPr>
+      <w:r>
+        <w:rPr>
+          <w:rFonts w:ascii="Microsoft YaHei" w:hAnsi="Microsoft YaHei" w:eastAsia="Microsoft YaHei"/>
+          <w:b/>
+          <w:color w:val="C00000"/>
+          <w:sz w:val="22"/>
+        </w:rPr>
+        <w:t>【图片占位 12：真实模拟面试 / 内部规划后逐题追问截图】</w:t>
+      </w:r>
+    </w:p>
+    <w:tbl>
+      <w:tblPr>
+        <w:tblW w:type="auto" w:w="0"/>
+        <w:jc w:val="center"/>
+        <w:tblLook w:firstColumn="1" w:firstRow="1" w:lastColumn="0" w:lastRow="0" w:noHBand="0" w:noVBand="1" w:val="04A0"/>
+      </w:tblPr>
+      <w:tblGrid>
+        <w:gridCol w:w="9792"/>
+      </w:tblGrid>
+      <w:tr>
+        <w:tc>
+          <w:tcPr>
+            <w:tcW w:type="dxa" w:w="9792"/>
+            <w:vAlign w:val="center"/>
+            <w:shd w:fill="FCE4D6"/>
+          </w:tcPr>
+          <w:p>
+            <w:pPr>
+              <w:jc w:val="center"/>
+            </w:pPr>
+            <w:r>
+              <w:t>请在此处替换为对应图片</w:t>
+            </w:r>
+          </w:p>
+        </w:tc>
+      </w:tr>
+    </w:tbl>
+    <w:p/>
+    <w:p>
+      <w:pPr>
         <w:pStyle w:val="Heading1"/>
       </w:pPr>
       <w:r>
@@ -823,6 +1068,32 @@
     </w:p>
     <w:p>
       <w:pPr>
+        <w:spacing w:line="300" w:lineRule="auto" w:after="80"/>
+        <w:ind w:firstLine="420"/>
+      </w:pPr>
+      <w:r>
+        <w:rPr>
+          <w:rFonts w:ascii="Microsoft YaHei" w:hAnsi="Microsoft YaHei" w:eastAsia="Microsoft YaHei"/>
+          <w:sz w:val="21"/>
+        </w:rPr>
+        <w:t>第六，从“一个万能聊天助手”变为“多角色 Agent 协作”。平台把创建、图片导入、编辑、校对、排版、量化 STAR、评分诊断、JD 匹配、岗位方向推荐、自荐信、面试官、面试分析和报告生成拆成不同模式，每个模式有独立 prompt 与工具权限。这样既能提升场景专业度，也能降低 AI 在错误场景中乱改内容的风险。</w:t>
+      </w:r>
+    </w:p>
+    <w:p>
+      <w:pPr>
+        <w:spacing w:line="300" w:lineRule="auto" w:after="80"/>
+        <w:ind w:firstLine="420"/>
+      </w:pPr>
+      <w:r>
+        <w:rPr>
+          <w:rFonts w:ascii="Microsoft YaHei" w:hAnsi="Microsoft YaHei" w:eastAsia="Microsoft YaHei"/>
+          <w:sz w:val="21"/>
+        </w:rPr>
+        <w:t>第七，从“面试题库”变为“研究 + 规划 + 追问 + 报告”。普通面试工具往往只是给一组题，本项目会先研究公司与岗位，再根据简历和轮次规划问题，逐题追问，并把多轮记录生成结构化复盘报告，包含六项能力雷达和逐题参考答案。</w:t>
+      </w:r>
+    </w:p>
+    <w:p>
+      <w:pPr>
         <w:pStyle w:val="Heading1"/>
       </w:pPr>
       <w:r>
@@ -848,6 +1119,27 @@
           <w:b/>
           <w:sz w:val="21"/>
         </w:rPr>
+        <w:t>求职管家能力：</w:t>
+      </w:r>
+      <w:r>
+        <w:rPr>
+          <w:rFonts w:ascii="Microsoft YaHei" w:hAnsi="Microsoft YaHei" w:eastAsia="Microsoft YaHei"/>
+          <w:sz w:val="21"/>
+        </w:rPr>
+        <w:t>系统首页内置 Copilot，会读取简历列表、投递记录、岗位定制版本和阶段分布，判断用户当前最需要做什么。它不是单纯聊天，而是会返回可点击行动按钮，把用户带到创建简历、AI 润色、JD 匹配、岗位方向推荐、模拟面试或投递看板等具体工具。</w:t>
+      </w:r>
+    </w:p>
+    <w:p>
+      <w:pPr>
+        <w:spacing w:line="300" w:lineRule="auto" w:after="80"/>
+        <w:ind w:firstLine="420"/>
+      </w:pPr>
+      <w:r>
+        <w:rPr>
+          <w:rFonts w:ascii="Microsoft YaHei" w:hAnsi="Microsoft YaHei" w:eastAsia="Microsoft YaHei"/>
+          <w:b/>
+          <w:sz w:val="21"/>
+        </w:rPr>
         <w:t>简历结构解析能力：</w:t>
       </w:r>
       <w:r>
@@ -855,7 +1147,49 @@
           <w:rFonts w:ascii="Microsoft YaHei" w:hAnsi="Microsoft YaHei" w:eastAsia="Microsoft YaHei"/>
           <w:sz w:val="21"/>
         </w:rPr>
-        <w:t>系统将简历转换为 AI 可理解的大纲，包含个人信息、求职意向、模块标题、经历内容、标签和富文本纯文本摘要。AI 不需要从页面截图中猜测内容，而是直接读取结构化简历数据。</w:t>
+        <w:t>系统将简历转换为 AI 可理解的大纲，包含个人信息、求职意向、模块标题、经历内容、标签、行列布局、元素 ID、富文本纯文本摘要和样式信息。AI 不需要从页面截图中猜测内容，而是直接读取结构化简历数据，并能定位到具体模块、行和元素。</w:t>
+      </w:r>
+    </w:p>
+    <w:p>
+      <w:pPr>
+        <w:spacing w:line="300" w:lineRule="auto" w:after="80"/>
+        <w:ind w:firstLine="420"/>
+      </w:pPr>
+      <w:r>
+        <w:rPr>
+          <w:rFonts w:ascii="Microsoft YaHei" w:hAnsi="Microsoft YaHei" w:eastAsia="Microsoft YaHei"/>
+          <w:b/>
+          <w:sz w:val="21"/>
+        </w:rPr>
+        <w:t>对话式创建能力：</w:t>
+      </w:r>
+      <w:r>
+        <w:rPr>
+          <w:rFonts w:ascii="Microsoft YaHei" w:hAnsi="Microsoft YaHei" w:eastAsia="Microsoft YaHei"/>
+          <w:sz w:val="21"/>
+        </w:rPr>
+        <w:t>创建助手可以从空白简历开始，通过一问一答收集基本信息、求职意向、教育经历、项目经历、工作经历和技能，并调用结构化工具写入简历。它会主动采用教育背景四列、工作经历标题行四列、项目经验标题行三列、详情行一列要点等规范，避免把所有内容堆进一个文本框。</w:t>
+      </w:r>
+    </w:p>
+    <w:p>
+      <w:pPr>
+        <w:spacing w:line="300" w:lineRule="auto" w:after="80"/>
+        <w:ind w:firstLine="420"/>
+      </w:pPr>
+      <w:r>
+        <w:rPr>
+          <w:rFonts w:ascii="Microsoft YaHei" w:hAnsi="Microsoft YaHei" w:eastAsia="Microsoft YaHei"/>
+          <w:b/>
+          <w:sz w:val="21"/>
+        </w:rPr>
+        <w:t>图片导入能力：</w:t>
+      </w:r>
+      <w:r>
+        <w:rPr>
+          <w:rFonts w:ascii="Microsoft YaHei" w:hAnsi="Microsoft YaHei" w:eastAsia="Microsoft YaHei"/>
+          <w:sz w:val="21"/>
+        </w:rPr>
+        <w:t>用户可以上传旧简历截图或照片，图片导入助手会读取图片内容并调用 replace_resume 生成完整简历草稿。后续用户指出识别错误时，Agent 会先定位对应模块和元素，再提交待确认修改。</w:t>
       </w:r>
     </w:p>
     <w:p>
@@ -876,7 +1210,7 @@
           <w:rFonts w:ascii="Microsoft YaHei" w:hAnsi="Microsoft YaHei" w:eastAsia="Microsoft YaHei"/>
           <w:sz w:val="21"/>
         </w:rPr>
-        <w:t>Agent 可以针对用户选中的某段经历进行表达优化，将“做了什么”改写为“在什么背景下，用什么方法，产生什么结果”，提升简历中的动作动词、量化结果和岗位关键词密度。</w:t>
+        <w:t>Agent 可以针对用户选中的某段经历进行表达优化，将“做了什么”改写为“在什么背景下，用什么方法，产生什么结果”，提升简历中的动作动词、量化结果和岗位关键词密度。量化 STAR Agent 会特别关注金额、百分比、用户规模、效率提升、排名等结果指标；如果原简历没有数字，系统要求 Agent 追问用户，而不是编造。</w:t>
       </w:r>
     </w:p>
     <w:p>
@@ -890,14 +1224,27 @@
           <w:b/>
           <w:sz w:val="21"/>
         </w:rPr>
-        <w:t>结构诊断能力：</w:t>
+        <w:t>校对与排版能力：</w:t>
       </w:r>
       <w:r>
         <w:rPr>
           <w:rFonts w:ascii="Microsoft YaHei" w:hAnsi="Microsoft YaHei" w:eastAsia="Microsoft YaHei"/>
           <w:sz w:val="21"/>
         </w:rPr>
-        <w:t>系统可以根据简历模块顺序、内容完整度、经历相关性和表达清晰度给出评分与修改建议，帮助用户发现空泛表达、重复信息、重点不突出等问题。</w:t>
+        <w:t>校对 Agent 只处理错别字、语病、标点、日期格式、术语大小写和空格等客观错误，不做风格改写；排版 Agent 只调整主题色、个人信息布局、标题居中、头像形状、模块顺序、字号、加粗和对齐，不改正文事实。不同 Agent 挂载不同工具集，降低越权修改风险。</w:t>
+      </w:r>
+    </w:p>
+    <w:p>
+      <w:pPr>
+        <w:spacing w:line="300" w:lineRule="auto" w:after="80"/>
+        <w:ind w:firstLine="420"/>
+      </w:pPr>
+      <w:r>
+        <w:rPr>
+          <w:rFonts w:ascii="Microsoft YaHei" w:hAnsi="Microsoft YaHei" w:eastAsia="Microsoft YaHei"/>
+          <w:sz w:val="21"/>
+        </w:rPr>
+        <w:t>结构诊断与 AI 体检能力：系统可以根据简历模块顺序、内容完整度、经历相关性和表达清晰度给出评分与修改建议，帮助用户发现空泛表达、重复信息、重点不突出等问题。AI 体检会输出综合分、内容完整性、量化成果、岗位匹配、表达清晰、排版样式等维度评分，并把每个问题转化为可一键交给编辑 Agent 的修复 prompt。</w:t>
       </w:r>
     </w:p>
     <w:p>
@@ -932,6 +1279,27 @@
           <w:b/>
           <w:sz w:val="21"/>
         </w:rPr>
+        <w:t>岗位方向推荐能力：</w:t>
+      </w:r>
+      <w:r>
+        <w:rPr>
+          <w:rFonts w:ascii="Microsoft YaHei" w:hAnsi="Microsoft YaHei" w:eastAsia="Microsoft YaHei"/>
+          <w:sz w:val="21"/>
+        </w:rPr>
+        <w:t>当用户不知道投什么岗位时，岗位方向推荐 Agent 会基于专业、技能、项目和经历反推出 3-5 个适合方向，并给出匹配度、推荐理由、典型岗位和当前能力缺口。该模式只读简历，不挂载修改工具，避免未经用户同意更改内容。</w:t>
+      </w:r>
+    </w:p>
+    <w:p>
+      <w:pPr>
+        <w:spacing w:line="300" w:lineRule="auto" w:after="80"/>
+        <w:ind w:firstLine="420"/>
+      </w:pPr>
+      <w:r>
+        <w:rPr>
+          <w:rFonts w:ascii="Microsoft YaHei" w:hAnsi="Microsoft YaHei" w:eastAsia="Microsoft YaHei"/>
+          <w:b/>
+          <w:sz w:val="21"/>
+        </w:rPr>
         <w:t>投递复盘能力：</w:t>
       </w:r>
       <w:r>
@@ -953,6 +1321,48 @@
           <w:b/>
           <w:sz w:val="21"/>
         </w:rPr>
+        <w:t>自荐信生成能力：</w:t>
+      </w:r>
+      <w:r>
+        <w:rPr>
+          <w:rFonts w:ascii="Microsoft YaHei" w:hAnsi="Microsoft YaHei" w:eastAsia="Microsoft YaHei"/>
+          <w:sz w:val="21"/>
+        </w:rPr>
+        <w:t>自荐信 Agent 只能读取简历并写入自荐信，不允许修改简历。它会根据正式求职信、简短开场白、内推说明或通用版本等场景生成草稿，并保留引用的简历依据和短版话术。</w:t>
+      </w:r>
+    </w:p>
+    <w:p>
+      <w:pPr>
+        <w:spacing w:line="300" w:lineRule="auto" w:after="80"/>
+        <w:ind w:firstLine="420"/>
+      </w:pPr>
+      <w:r>
+        <w:rPr>
+          <w:rFonts w:ascii="Microsoft YaHei" w:hAnsi="Microsoft YaHei" w:eastAsia="Microsoft YaHei"/>
+          <w:b/>
+          <w:sz w:val="21"/>
+        </w:rPr>
+        <w:t>公司与岗位研究能力：</w:t>
+      </w:r>
+      <w:r>
+        <w:rPr>
+          <w:rFonts w:ascii="Microsoft YaHei" w:hAnsi="Microsoft YaHei" w:eastAsia="Microsoft YaHei"/>
+          <w:sz w:val="21"/>
+        </w:rPr>
+        <w:t>模拟面试前，研究 Agent 可以根据公司、岗位或 JD 调用研究服务，整理公司业务、近期动态、岗位能力要求、技术栈、常见面试重点和来源 URL，为后续出题提供依据。</w:t>
+      </w:r>
+    </w:p>
+    <w:p>
+      <w:pPr>
+        <w:spacing w:line="300" w:lineRule="auto" w:after="80"/>
+        <w:ind w:firstLine="420"/>
+      </w:pPr>
+      <w:r>
+        <w:rPr>
+          <w:rFonts w:ascii="Microsoft YaHei" w:hAnsi="Microsoft YaHei" w:eastAsia="Microsoft YaHei"/>
+          <w:b/>
+          <w:sz w:val="21"/>
+        </w:rPr>
         <w:t>模拟面试能力：</w:t>
       </w:r>
       <w:r>
@@ -960,7 +1370,7 @@
           <w:rFonts w:ascii="Microsoft YaHei" w:hAnsi="Microsoft YaHei" w:eastAsia="Microsoft YaHei"/>
           <w:sz w:val="21"/>
         </w:rPr>
-        <w:t>系统基于简历内容和岗位背景生成面试问题，在学习练手模式下帮助用户逐步练习，在真实模拟模式下根据回答质量推进或终止面试。多轮面试之间可以生成上一轮面试官交接评价，让后续追问更接近真实企业流程。</w:t>
+        <w:t>系统基于简历内容和岗位背景生成面试问题，在学习练手模式下帮助用户逐步练习，在真实模拟模式下根据回答质量推进或终止面试。面试官 Agent 会先内部规划 3-5 道题，包含题型、难度、考察维度和追问方向，再逐题展示；多轮面试之间可以生成上一轮面试官交接评价，让后续追问更接近真实企业流程。</w:t>
       </w:r>
     </w:p>
     <w:p>
@@ -981,7 +1391,7 @@
           <w:rFonts w:ascii="Microsoft YaHei" w:hAnsi="Microsoft YaHei" w:eastAsia="Microsoft YaHei"/>
           <w:sz w:val="21"/>
         </w:rPr>
-        <w:t>系统根据面试问答记录生成复盘报告，包括表现总结、能力雷达、优势、短板、风险点、建议训练方向和下一轮准备重点。</w:t>
+        <w:t>系统根据一轮或多轮面试问答记录生成复盘报告，包括综合分、综合评级、六项能力雷达、分轮评价、逐题星级、用户原回答要点、评价、参考答案、改进建议和推荐学习资源。</w:t>
       </w:r>
     </w:p>
     <w:p>
@@ -1088,7 +1498,20 @@
           <w:rFonts w:ascii="Microsoft YaHei" w:hAnsi="Microsoft YaHei" w:eastAsia="Microsoft YaHei"/>
           <w:sz w:val="21"/>
         </w:rPr>
-        <w:t>本项目采用“结构化简历数据 + Agent 工作区 + 服务端 API + 可确认变更”的技术路线。前端使用 Next.js 构建页面和交互，编辑器负责采集用户输入和展示预览；简历数据结构与基础编辑能力基于 wzdnzd/resume 开源项目二次开发，本项目进一步补充了 ResumeData 版本关系、富文本规范化、AI 可读大纲、Agent 操作接口和求职场景数据联动；Agent 层接收简历大纲、选区内容、JD、投递记录或面试上下文，生成结构化建议；服务端 API 负责数据持久化、AI 请求转发、PDF 生成和状态管理。</w:t>
+        <w:t>本项目采用“结构化简历数据 + 多 Agent Profile + 工具调用 + ChangeSet 确认 + 服务端 API”的技术路线。前端使用 Next.js 构建页面和交互，编辑器负责采集用户输入和展示预览；简历数据结构与基础编辑能力基于 wzdnzd/resume 开源项目二次开发，本项目进一步补充了 ResumeData 版本关系、富文本规范化、AI 可读大纲、Agent 操作接口和求职场景数据联动；Agent 层接收简历大纲、选区内容、JD、投递记录或面试上下文，生成结构化建议；服务端 API 负责数据持久化、AI 请求转发、PDF 生成和状态管理。</w:t>
+      </w:r>
+    </w:p>
+    <w:p>
+      <w:pPr>
+        <w:spacing w:line="300" w:lineRule="auto" w:after="80"/>
+        <w:ind w:firstLine="420"/>
+      </w:pPr>
+      <w:r>
+        <w:rPr>
+          <w:rFonts w:ascii="Microsoft YaHei" w:hAnsi="Microsoft YaHei" w:eastAsia="Microsoft YaHei"/>
+          <w:sz w:val="21"/>
+        </w:rPr>
+        <w:t>多 Agent Profile 是系统 AI 能力拆分的核心。不同场景使用不同 system prompt 和工具白名单，例如编辑助手可以使用 update_element_text、add_rows、reorder_modules 等编辑工具；评分诊断只允许读取简历并展示评分卡片；校对纠错只允许文本修正；排版美化只允许布局、主题色和样式调整；岗位方向推荐只读简历；自荐信只能生成信件草稿；真实模拟面试才挂载 terminate_interview 工具。通过这种方式，系统把“AI 能做什么”和“AI 不能做什么”在工具层做了边界约束。</w:t>
       </w:r>
     </w:p>
     <w:p>
@@ -1114,7 +1537,33 @@
           <w:rFonts w:ascii="Microsoft YaHei" w:hAnsi="Microsoft YaHei" w:eastAsia="Microsoft YaHei"/>
           <w:sz w:val="21"/>
         </w:rPr>
-        <w:t>在 JD 定制阶段，系统读取岗位描述，提取岗位职责、能力要求、关键词和优先级，再与简历大纲进行比对。AI 输出可以包括匹配度判断、缺口分析、经历排序建议和可替换文案。用户可以将结果另存为岗位定制版，形成母简历与子简历的版本关系。</w:t>
+        <w:t>所有修改类工具都不是直接改数据，而是先生成 ChangeSet。ChangeSet 中记录操作类型、摘要、目标 ID、修改前内容、修改后内容、补充说明和 apply 纯函数。前端把 ChangeSet 渲染成 diff 卡片，用户可以接受或拒绝；被接受的修改才真正写入简历，被拒绝的修改会写入上下文，提醒 Agent 不要重复提交同样方案。这是本项目区别于普通 AI 对话复制粘贴的关键机制。</w:t>
+      </w:r>
+    </w:p>
+    <w:p>
+      <w:pPr>
+        <w:spacing w:line="300" w:lineRule="auto" w:after="80"/>
+        <w:ind w:firstLine="420"/>
+      </w:pPr>
+      <w:r>
+        <w:rPr>
+          <w:rFonts w:ascii="Microsoft YaHei" w:hAnsi="Microsoft YaHei" w:eastAsia="Microsoft YaHei"/>
+          <w:sz w:val="21"/>
+        </w:rPr>
+        <w:t>在 AI 体检阶段，系统先执行本地规则预检，检测联系方式、空模块、占位文本、量化不足、篇幅偏长等确定性问题，再把预检结果和简历大纲交给模型生成 JSON 结构化报告。报告必须包含 overallScore、五个维度评分、真实亮点和问题列表；每条 issue 都包含 evidence、suggestion 和 prompt，形成“诊断 -&gt; 一键修复”的闭环。</w:t>
+      </w:r>
+    </w:p>
+    <w:p>
+      <w:pPr>
+        <w:spacing w:line="300" w:lineRule="auto" w:after="80"/>
+        <w:ind w:firstLine="420"/>
+      </w:pPr>
+      <w:r>
+        <w:rPr>
+          <w:rFonts w:ascii="Microsoft YaHei" w:hAnsi="Microsoft YaHei" w:eastAsia="Microsoft YaHei"/>
+          <w:sz w:val="21"/>
+        </w:rPr>
+        <w:t>在 JD 定制阶段，系统读取岗位描述，提取岗位职责、能力要求、关键词和优先级，再与简历大纲进行比对。AI 输出包括匹配度判断、已命中关键词、缺失关键词、经历排序建议和可替换文案。每条建议会带 targetIds 和 prompt，targetIds 对应 get_resume 大纲中的 element、row 或 module，方便界面定位和高亮；用户可以将优化结果另存为岗位定制版，形成母简历与子简历的版本关系。</w:t>
       </w:r>
     </w:p>
     <w:p>
@@ -1140,7 +1589,33 @@
           <w:rFonts w:ascii="Microsoft YaHei" w:hAnsi="Microsoft YaHei" w:eastAsia="Microsoft YaHei"/>
           <w:sz w:val="21"/>
         </w:rPr>
-        <w:t>在模拟面试阶段，系统把简历大纲、岗位背景、轮次设定和历史问答作为上下文。面试官 Agent 负责追问，分析 Agent 负责复盘，报告 Agent 负责生成最终展示结果。多轮面试之间通过 handoff 机制把上一轮评价传递给下一轮，使模拟过程更接近真实招聘流程。</w:t>
+        <w:t>在投递建议阶段，系统不只看单条岗位，还会汇总全部投递数据，统计阶段分布、进行中投递、停滞时间、关联简历情况和下一步动作。AI 输出 observations、risks、nextActions 等结构化建议；单条投递助手还会根据当前阶段生成 followUpMessage 和 interviewTopics，使“投递后该做什么”具体化。</w:t>
+      </w:r>
+    </w:p>
+    <w:p>
+      <w:pPr>
+        <w:spacing w:line="300" w:lineRule="auto" w:after="80"/>
+        <w:ind w:firstLine="420"/>
+      </w:pPr>
+      <w:r>
+        <w:rPr>
+          <w:rFonts w:ascii="Microsoft YaHei" w:hAnsi="Microsoft YaHei" w:eastAsia="Microsoft YaHei"/>
+          <w:sz w:val="21"/>
+        </w:rPr>
+        <w:t>在模拟面试阶段，系统把简历大纲、岗位背景、轮次设定和历史问答作为上下文。面试官 Agent 负责计划题目和逐题追问，分析 Agent 负责单题评分与回答优化，报告 Agent 负责生成最终展示结果。多轮面试之间通过 handoff 机制把上一轮评价传递给下一轮，使模拟过程更接近真实招聘流程。</w:t>
+      </w:r>
+    </w:p>
+    <w:p>
+      <w:pPr>
+        <w:spacing w:line="300" w:lineRule="auto" w:after="80"/>
+        <w:ind w:firstLine="420"/>
+      </w:pPr>
+      <w:r>
+        <w:rPr>
+          <w:rFonts w:ascii="Microsoft YaHei" w:hAnsi="Microsoft YaHei" w:eastAsia="Microsoft YaHei"/>
+          <w:sz w:val="21"/>
+        </w:rPr>
+        <w:t>面试报告生成采用强制工具输出。报告 Agent 必须调用 present_campaign_report，返回 overallScore、overallLabel、summary、competencies、rounds 和 suggestions。competencies 固定为基础知识、项目经验、工具使用、逻辑思维、沟通表达、业务理解六项；rounds 只覆盖用户实际选定的轮次；每道题保留 question、answer、evaluation、referenceAnswer 和 starRating，保证报告可以稳定渲染成能力雷达、分轮评价和逐题复盘。</w:t>
       </w:r>
     </w:p>
     <w:p>
@@ -1161,7 +1636,7 @@
           <w:rFonts w:ascii="Microsoft YaHei" w:hAnsi="Microsoft YaHei" w:eastAsia="Microsoft YaHei"/>
           <w:sz w:val="21"/>
         </w:rPr>
-        <w:t>简历/岗位/投递/面试数据 -&gt; 结构化摘要 -&gt; Agent 任务生成 -&gt; 结构化建议或对话 -&gt; 用户确认 -&gt; 数据写回 -&gt; 导出或复盘。</w:t>
+        <w:t>简历/岗位/投递/面试数据 -&gt; 结构化摘要 -&gt; Agent 任务生成 -&gt; 工具调用 -&gt; ChangeSet 或展示卡片 -&gt; 用户确认 / 面板交互 -&gt; 数据写回 -&gt; 导出、投递、面试或复盘。</w:t>
       </w:r>
     </w:p>
     <w:p>
@@ -1203,7 +1678,20 @@
           <w:rFonts w:ascii="Microsoft YaHei" w:hAnsi="Microsoft YaHei" w:eastAsia="Microsoft YaHei"/>
           <w:sz w:val="21"/>
         </w:rPr>
-        <w:t>简历编辑方面，系统支持个人信息、求职意向、模块化经历、标签、富文本、布局调整、头像、预览和导出。导出方面，支持服务端 Chromium 生成 PDF，也支持图片格式导出和浏览器打印降级。AI 工作区方面，已形成围绕简历、JD、投递和面试的 Agent 面板，支持对话、选区、改写建议和场景化入口。</w:t>
+        <w:t>简历编辑方面，系统支持个人信息、求职意向、模块化经历、标签、富文本、布局调整、头像、预览和导出。导出方面，支持服务端 Chromium 生成 PDF，也支持图片格式导出和浏览器打印降级。AI 工作区方面，已形成围绕简历、JD、投递和面试的 Agent 面板，支持对话、选区、工具调用、ChangeSet 待确认修改、历史 diff 状态、评分卡片、JD 匹配卡片、岗位方向卡片、面试题卡片和面试报告卡片。</w:t>
+      </w:r>
+    </w:p>
+    <w:p>
+      <w:pPr>
+        <w:spacing w:line="300" w:lineRule="auto" w:after="80"/>
+        <w:ind w:firstLine="420"/>
+      </w:pPr>
+      <w:r>
+        <w:rPr>
+          <w:rFonts w:ascii="Microsoft YaHei" w:hAnsi="Microsoft YaHei" w:eastAsia="Microsoft YaHei"/>
+          <w:sz w:val="21"/>
+        </w:rPr>
+        <w:t>AI 深度功能方面，当前已具备求职管家 Copilot、图片导入简历还原、对话式简历创建、AI 简历体检、本地规则预检、校对纠错、排版美化、量化 STAR 改写、JD 匹配常驻面板、匹配度重评、岗位方向推荐、自荐信生成、投递数据复盘、单条投递阶段助手、公司岗位研究、模拟面试内部题目规划、逐题追问、真实模拟终止机制、多轮面试交接评价和综合面试报告生成等能力。这些能力不是简单地把用户输入发送给模型，而是围绕结构化简历和求职流程设计了专门的工具 schema、结果卡片和确认机制。</w:t>
       </w:r>
     </w:p>
     <w:p>
@@ -1423,7 +1911,7 @@
           <w:rFonts w:ascii="Microsoft YaHei" w:hAnsi="Microsoft YaHei" w:eastAsia="Microsoft YaHei"/>
           <w:sz w:val="21"/>
         </w:rPr>
-        <w:t>AI 求职简历工作台把传统分散的求职准备流程整合为一个连续的智能工作台。它用结构化简历内核保证内容可编辑、可预览、可导出，用 AI Agent 解决润色、诊断、JD 匹配、投递复盘和模拟面试问题，用投递与面试记录把求职过程沉淀为可复用资产。相比普通简历模板工具，本项目更强调从“写简历”走向“经营求职过程”；相比普通 AI 对话工具，本项目更强调结构化数据、可确认修改和真实落地。</w:t>
+        <w:t>AI 求职简历工作台把传统分散的求职准备流程整合为一个连续的智能工作台。它用结构化简历数据保证内容可编辑、可预览、可导出，用多 Agent 与工具调用解决创建、导入、润色、校对、排版、量化、诊断、JD 匹配、投递复盘、公司研究、模拟面试和报告生成问题，用 ChangeSet 确认机制保证 AI 修改可审阅、可拒绝、可追踪，用投递与面试记录把求职过程沉淀为可复用资产。相比普通简历模板工具，本项目更强调从“写简历”走向“经营求职过程”；相比普通 AI 对话工具，本项目更强调结构化数据、工具权限、可确认修改和真实落地。</w:t>
       </w:r>
     </w:p>
     <w:p>
@@ -1760,6 +2248,62 @@
                 <w:rFonts w:ascii="Microsoft YaHei" w:hAnsi="Microsoft YaHei" w:eastAsia="Microsoft YaHei"/>
                 <w:sz w:val="20"/>
               </w:rPr>
+              <w:t>AI 安全落地</w:t>
+            </w:r>
+          </w:p>
+        </w:tc>
+        <w:tc>
+          <w:tcPr>
+            <w:tcW w:type="dxa" w:w="3264"/>
+            <w:vAlign w:val="center"/>
+          </w:tcPr>
+          <w:p>
+            <w:pPr>
+              <w:jc w:val="left"/>
+            </w:pPr>
+            <w:r>
+              <w:rPr>
+                <w:rFonts w:ascii="Microsoft YaHei" w:hAnsi="Microsoft YaHei" w:eastAsia="Microsoft YaHei"/>
+                <w:sz w:val="20"/>
+              </w:rPr>
+              <w:t>复制粘贴 AI 输出，容易误改或覆盖</w:t>
+            </w:r>
+          </w:p>
+        </w:tc>
+        <w:tc>
+          <w:tcPr>
+            <w:tcW w:type="dxa" w:w="3264"/>
+            <w:vAlign w:val="center"/>
+          </w:tcPr>
+          <w:p>
+            <w:pPr>
+              <w:jc w:val="left"/>
+            </w:pPr>
+            <w:r>
+              <w:rPr>
+                <w:rFonts w:ascii="Microsoft YaHei" w:hAnsi="Microsoft YaHei" w:eastAsia="Microsoft YaHei"/>
+                <w:sz w:val="20"/>
+              </w:rPr>
+              <w:t>ChangeSet diff 确认，接受后才写入，拒绝会进入上下文</w:t>
+            </w:r>
+          </w:p>
+        </w:tc>
+      </w:tr>
+      <w:tr>
+        <w:tc>
+          <w:tcPr>
+            <w:tcW w:type="dxa" w:w="3264"/>
+            <w:vAlign w:val="center"/>
+          </w:tcPr>
+          <w:p>
+            <w:pPr>
+              <w:jc w:val="left"/>
+            </w:pPr>
+            <w:r>
+              <w:rPr>
+                <w:rFonts w:ascii="Microsoft YaHei" w:hAnsi="Microsoft YaHei" w:eastAsia="Microsoft YaHei"/>
+                <w:sz w:val="20"/>
+              </w:rPr>
               <w:t>面试准备</w:t>
             </w:r>
           </w:p>
@@ -1796,7 +2340,7 @@
                 <w:rFonts w:ascii="Microsoft YaHei" w:hAnsi="Microsoft YaHei" w:eastAsia="Microsoft YaHei"/>
                 <w:sz w:val="20"/>
               </w:rPr>
-              <w:t>基于简历和岗位进行模拟面试，生成复盘报告</w:t>
+              <w:t>公司研究、题目规划、逐题追问、真实模拟终止、多轮报告</w:t>
             </w:r>
           </w:p>
         </w:tc>
